--- a/rapports/2026-06-06/EQ5/EQ5_sup_v2/DR_012301350162/48-73-96-51.docx
+++ b/rapports/2026-06-06/EQ5/EQ5_sup_v2/DR_012301350162/48-73-96-51.docx
@@ -297,7 +297,7 @@
           <w:color w:val="1F6FEB"/>
           <w:sz w:val="22"/>
         </w:rPr>
-        <w:t>⚠ INCOHÉRENCES À CORRIGER (62)</w:t>
+        <w:t>⚠ INCOHÉRENCES À CORRIGER (61)</w:t>
       </w:r>
     </w:p>
     <w:tbl>
@@ -5436,96 +5436,6 @@
                 <w:sz w:val="17"/>
               </w:rPr>
               <w:t>En cas de coupure de courant du réseau, la source d’énergie que le ménage utilise est lampe telephone portable et semble exister dans les modalités, prière de prendre attache avec le QG pour plus d'explication afin de la classer bien.</w:t>
-            </w:r>
-          </w:p>
-        </w:tc>
-      </w:tr>
-      <w:tr>
-        <w:tc>
-          <w:tcPr>
-            <w:tcW w:type="dxa" w:w="964"/>
-          </w:tcPr>
-          <w:p>
-            <w:r>
-              <w:rPr>
-                <w:b/>
-                <w:i w:val="0"/>
-                <w:color w:val="EA580C"/>
-                <w:sz w:val="16"/>
-              </w:rPr>
-              <w:t>Moyenne</w:t>
-            </w:r>
-          </w:p>
-        </w:tc>
-        <w:tc>
-          <w:tcPr>
-            <w:tcW w:type="dxa" w:w="1247"/>
-          </w:tcPr>
-          <w:p>
-            <w:r>
-              <w:rPr>
-                <w:b/>
-                <w:i w:val="0"/>
-                <w:sz w:val="16"/>
-              </w:rPr>
-              <w:t>S13</w:t>
-              <w:br/>
-            </w:r>
-            <w:r>
-              <w:rPr>
-                <w:b w:val="0"/>
-                <w:i w:val="0"/>
-                <w:color w:val="64748B"/>
-                <w:sz w:val="14"/>
-              </w:rPr>
-              <w:t>Transferts</w:t>
-            </w:r>
-          </w:p>
-        </w:tc>
-        <w:tc>
-          <w:tcPr>
-            <w:tcW w:type="dxa" w:w="1531"/>
-          </w:tcPr>
-          <w:p>
-            <w:r>
-              <w:rPr>
-                <w:b/>
-                <w:i w:val="0"/>
-                <w:color w:val="16A34A"/>
-                <w:sz w:val="16"/>
-              </w:rPr>
-              <w:t>s00q07a, s00q08, s00q10, s00q13_0, s00q15_0, s00q17_0, s00q23a, s00q23b</w:t>
-            </w:r>
-          </w:p>
-        </w:tc>
-        <w:tc>
-          <w:tcPr>
-            <w:tcW w:type="dxa" w:w="1191"/>
-          </w:tcPr>
-          <w:p>
-            <w:r>
-              <w:rPr>
-                <w:b w:val="0"/>
-                <w:i w:val="0"/>
-                <w:color w:val="64748B"/>
-                <w:sz w:val="16"/>
-              </w:rPr>
-              <w:t>GT-CQ</w:t>
-            </w:r>
-          </w:p>
-        </w:tc>
-        <w:tc>
-          <w:tcPr>
-            <w:tcW w:type="dxa" w:w="4706"/>
-          </w:tcPr>
-          <w:p>
-            <w:r>
-              <w:rPr>
-                <w:b w:val="0"/>
-                <w:i w:val="0"/>
-                <w:sz w:val="17"/>
-              </w:rPr>
-              <w:t>L'enquêteur prière de fournir d'effort pour avoir le niveau d'étude et l'âge de celui qui a béneficié de l'argent dans la section 13b (Transfert emis).</w:t>
             </w:r>
           </w:p>
         </w:tc>
